--- a/por/docx/43.content.docx
+++ b/por/docx/43.content.docx
@@ -136,13 +136,6 @@
         <w:rPr>
           <w:lang w:val="pt_PT" w:bidi="pt_PT"/>
         </w:rPr>
-      </w:r>
-      <w:r>
-        <w:rPr>
-          <w:i/>
-          <w:lang w:val="pt_PT" w:bidi="pt_PT"/>
-        </w:rPr>
-        <w:t>João 1.1, João 1.1 (#2), João 1.1–2, João 1.3, João 1.4, João 1.6, João 1.7, João 1.8–11, João 1.12, João 1.13, João 1.14, João 1.16, João 1.17, João 1.18, João 1.18 (#2), João 1.22–23, João 1.29, João 1.31, João 1.32–33, João 1.37, João 1.40, João 1.41, João 1.42, João 1.44, João 1.49, João 1.51, João 2.1–2, João 2.3–5, João 2.7–8, João 2.10, João 2.11, João 2.14, João 2.15, João 2.16, João 2.18, João 2.19, João 2.21, João 2.23, João 2.24–25, João 3.1, João 3.2, João 3.3–4, João 3.4, João 3.10, João 3.13, João 3.14–15, João 3.16, João 3.17, João 3.19, João 3.20, João 3.21, João 3.30, João 3.33, João 3.35, João 3.36, João 3.36 (#2), João 4.1–3, João 4.5, João 4.7, João 4.7 (#2), João 4.8, João 4.9, João 4.10, João 4.11, João 4.14–15, João 4.15, João 4.16, João 4.17, João 4.18, João 4.20, João 4.23–24, João 4.25–26, João 4.28–29, João 4.30, João 4.34, João 4.36, João 4.39, João 4.42, João 4.45, João 4.46–47, João 4.48, João 4.50, João 4.53, João 5.2, João 5.3–4, João 5.5–6, João 5.7, João 5.8–9, João 5.10, João 5.14, João 5.15, João 5.17, João 5.18, João 5.19, João 5.20, João 5.22–23, João 5.23, João 5.24, João 5.26, João 5.28–29, João 5.30, João 5.36, João 5.37, João 5.39, João 5.39 (#2), João 5.44, João 5.45, João 5.46–47, João 6.1, João 6.2, João 6.4–5, João 6.5–6, João 6.7, João 6.8–9, João 6.10, João 6.11, João 6.11 (#2), João 6.13, João 6.14–15, João 6.18, João 6.19, João 6.20, João 6.26, João 6.27, João 6.29, João 6.35, João 6.37, João 6.39–40, João 6.44, João 6.46, João 6.51, João 6.53, João 6.56, João 6.57, João 6.60, João 6.64, João 6.67–68, João 6.70–71, João 7.1, João 7.3–4, João 7.6, João 7.7, João 7.10, João 7.12, João 7.13, João 7.14, João 7.17, João 7.18, João 7.19, João 7.23, João 7.24, João 7.27, João 7.32, João 7.35–36, João 7.37–39, João 7.45–46, João 7.50–51, João 8.2–3, João 8.4–6, João 8.7, João 8.9, João 8.11, João 8.13, João 8.17–18, João 8.23–24, João 8.24, João 8.26–27, João 8.29, João 8.31, João 8.33, João 8.34, João 8.37, João 8.39–40, João 8.42, João 8.44, João 8.44 (#2), João 8.47, João 8.51, João 8.52, João 8.52–53, João 8.58, João 9.2, João 9.3, João 9.6–7, João 9.7, João 9.9, João 9.13, João 9.14, João 9.15, João 9.16, João 9.17, João 9.18, João 9.20, João 9.21, João 9.22, João 9.24, João 9.25, João 9.27, João 9.31, João 9.34, João 9.35, João 9.35–36, João 9.38, João 9.41, João 10.1, João 10.2, João 10.3–4, João 10.5, João 10.7–8, João 10.9, João 10.11, João 10.16, João 10.17, João 10.18, João 10.18 (#2), João 10.19–21, João 10.24, João 10.25–26, João 10.28, João 10.29, João 10.29 (#2), João 10.33, João 10.34–36, João 10.37–38, João 10.38, João 10.39, João 10.40, João 10.41–42, João 11.1–2, João 11.4, João 11.6, João 11.8, João 11.9, João 11.10, João 11.12–13, João 11.13, João 11.15, João 11.16, João 11.17, João 11.20, João 11.22, João 11.24, João 11.25–26, João 11.27, João 11.29, João 11.31, João 11.33–35, João 11.36, João 11.39, João 11.40, João 11.41, João 11.42, João 11.44, João 11.45–46, João 11.50, João 11.53, João 11.54, João 11.57, João 12.1, João 12.3, João 12.4–6, João 12.7–8, João 12.9, João 12.10–11, João 12.13, João 12.14–15, João 12.17–18, João 12.23, João 12.24, João 12.25, João 12.26, João 12.28, João 12.30, João 12.31, João 12.32–33, João 12.34–35, João 12.35–36, João 12.37–38, João 12.39–40, João 12.41, João 12.42–43, João 12.44–45, João 12.47, João 12.48, João 12.49, João 12.50, João 13.1, João 13.2, João 13.3, João 13.3 (#2), João 13.4–5, João 13.8, João 13.11, João 13.14–15, João 13.16, João 13.18, João 13.19, João 13.20, João 13.24, João 13.26, João 13.27, João 13.30, João 13.31, João 13.33, João 13.34, João 13.35, João 13.38, João 14.1–3, João 14.2, João 14.3, João 14.6, João 14.8, João 14.10, João 14.11, João 14.12, João 14.13, João 14.15, João 14.17, João 14.17 (#2), João 14.17 (#3), João 14.21, João 14.26, João 14.28, João 14.30, João 15.1, João 15.1 (#2), João 15.2, João 15.3, João 15.5, João 15.5 (#2), João 15.6, João 15.7, João 15.8, João 15.10, João 15.13, João 15.14, João 15.15, João 15.19, João 15.24, João 15.26–27, João 15.27, João 16.1, João 16.3, João 16.4, João 16.7, João 16.8, João 16.13, João 16.14, João 16.15, João 16.17–18, João 16.20, João 16.22, João 16.24, João 16.27, João 16.28, João 16.32, João 16.32 (#2), João 16.33, João 17.2, João 17.3, João 17.4, João 17.5, João 17.6, João 17.8, João 17.9, João 17.11, João 17.12, João 17.15, João 17.19, João 17.20, João 17.21, João 17.23, João 17.24, João 17.26, João 18.1, João 18.2, João 18.3, João 18.4, João 18.6, João 18.8–9, João 18.10–11, João 18.13, João 18.13 (#2), João 18.16, João 18.19–21, João 18.24, João 18.25–26, João 18.27, João 18.28, João 18.29–30, João 18.31, João 18.33–35, João 18.36, João 18.37, João 18.38, João 18.39–40, João 19.2–3, João 19.4, João 19.5, João 19.6, João 19.7–8, João 19.9, João 19.11, João 19.12, João 19.15–16, João 19.17–18, João 19.18, João 19.19, João 19.20, João 19.23, João 19.23–24, João 19.24, João 19.25–26, João 19.26, João 19.27, João 19.28, João 19.29–30, João 19.31, João 19.33, João 19.34, João 19.35, João 19.36–37, João 19.38, João 19.39, João 19.40–41, João 20.1, João 20.1 (#2), João 20.2, João 20.3–4, João 20.6–7, João 20.8, João 20.12, João 20.13, João 20.14, João 20.15, João 20.16, João 20.17, João 20.17 (#2), João 20.18, João 20.19, João 20.20, João 20.21, João 20.22–23, João 20.24, João 20.25, João 20.26, João 20.27, João 20.28, João 20.29, João 20.30, João 20.31, João 21.1, João 21.2, João 21.3, João 21.6, João 21.6 (#2), João 21.7, João 21.8, João 21.10, João 21.14, João 21.15, João 21.17, João 21.17 (#2), João 21.18, João 21.19, João 21.21, João 21.22, João 21.24</w:t>
       </w:r>
       <w:r>
         <w:rPr>

--- a/por/docx/43.content.docx
+++ b/por/docx/43.content.docx
@@ -123,19 +123,6 @@
           <w:lang w:val="pt_PT" w:bidi="pt_PT"/>
         </w:rPr>
         <w:t>JHN</w:t>
-      </w:r>
-      <w:r>
-        <w:rPr>
-          <w:lang w:val="pt_PT" w:bidi="pt_PT"/>
-        </w:rPr>
-      </w:r>
-    </w:p>
-    <w:p>
-      <w:pPr/>
-      <w:r>
-        <w:rPr>
-          <w:lang w:val="pt_PT" w:bidi="pt_PT"/>
-        </w:rPr>
       </w:r>
       <w:r>
         <w:rPr>

--- a/por/docx/43.content.docx
+++ b/por/docx/43.content.docx
@@ -19,7 +19,7 @@
         <w:rPr>
           <w:lang w:val="pt_PT" w:bidi="pt_PT"/>
         </w:rPr>
-        <w:t>Resource: Perguntas de Tradução (unfoldingWord)</w:t>
+        <w:t>Resource: unfoldingWord® Translation Questions</w:t>
       </w:r>
       <w:r>
         <w:rPr>
@@ -85,7 +85,7 @@
         <w:rPr>
           <w:lang w:val="pt_PT" w:bidi="pt_PT"/>
         </w:rPr>
-        <w:t>Perguntas de Tradução (unfoldingWord)</w:t>
+        <w:t>unfoldingWord® Translation Questions</w:t>
       </w:r>
     </w:p>
     <w:p>
